--- a/spa/docx/35.content.docx
+++ b/spa/docx/35.content.docx
@@ -298,7 +298,7 @@
         <w:rPr>
           <w:lang w:val="es_ES" w:bidi="es_ES"/>
         </w:rPr>
-        <w:t xml:space="preserve"> Entonces el Señor me respondió:—Miren a las naciones y observen; queden completamente asombrados. Voy a hacer algo en sus días que no creerán aunque se lo cuenten.</w:t>
+        <w:t xml:space="preserve"> Entonces el Señor me respondió: —Miren a las naciones y observen; queden completamente asombrados. Voy a hacer algo en sus días que no creerán aunque se lo cuenten.</w:t>
       </w:r>
     </w:p>
     <w:p>
@@ -608,7 +608,7 @@
         <w:rPr>
           <w:lang w:val="es_ES" w:bidi="es_ES"/>
         </w:rPr>
-        <w:t xml:space="preserve"> Entonces el Señor me respondió:—Escribe la visión en tablas y hazlo con claridad para que pueda leerse de corrido.</w:t>
+        <w:t xml:space="preserve"> Entonces el Señor me respondió: —Escribe la visión en tablas y hazlo con claridad para que pueda leerse de corrido.</w:t>
       </w:r>
     </w:p>
     <w:p>
@@ -734,7 +734,7 @@
         <w:rPr>
           <w:lang w:val="es_ES" w:bidi="es_ES"/>
         </w:rPr>
-        <w:t xml:space="preserve"> Porque tú has saqueado a muchas naciones, todos los pueblos que quedan te saquearán a ti. Pagarás por la mucha sangre que derramaste y por la violencia que cometiste contra las tierras, las ciudades y sus habitantes.</w:t>
+        <w:t xml:space="preserve"> Tú has saqueado a muchas naciones, todos los pueblos que quedan te saquearán a ti. Pagarás por la mucha sangre que derramaste y por la violencia que cometiste contra las tierras, las ciudades y sus habitantes.</w:t>
       </w:r>
     </w:p>
     <w:p>
@@ -965,7 +965,7 @@
         <w:rPr>
           <w:lang w:val="es_ES" w:bidi="es_ES"/>
         </w:rPr>
-        <w:t xml:space="preserve"> ¡Ay de ti! Le dices a la madera: "¡Despierta!", y a la piedra muda: "¡Levántate!". ¿Acaso puede darte consejo? Está recubierta de oro y plata, pero no tiene vida.</w:t>
+        <w:t xml:space="preserve"> ¡Ay de ti! Le dices a la madera: "¡Despierta!”, y a la piedra muda: "¡Levántate!”. ¿Acaso puede darte consejo? Está recubierta de oro y plata, pero no tiene vida.</w:t>
       </w:r>
     </w:p>
     <w:p>
